--- a/SEMANA_02/Tarea2 - Grupo 6.docx
+++ b/SEMANA_02/Tarea2 - Grupo 6.docx
@@ -164,7 +164,7 @@
     </w:p>
     <w:tbl>
       <w:tblPr>
-        <w:tblStyle w:val="Tablaconcuadrcula"/>
+        <w:tblStyle w:val="TableGrid"/>
         <w:tblW w:w="0" w:type="auto"/>
         <w:tblInd w:w="38" w:type="dxa"/>
         <w:tblBorders>
@@ -395,7 +395,7 @@
             <w:hyperlink r:id="rId8" w:history="1">
               <w:r>
                 <w:rPr>
-                  <w:rStyle w:val="Hipervnculo"/>
+                  <w:rStyle w:val="Hyperlink"/>
                   <w:rFonts w:ascii="Times New Roman" w:hAnsi="Times New Roman" w:cs="Times New Roman"/>
                   <w:sz w:val="24"/>
                   <w:szCs w:val="24"/>
@@ -518,7 +518,7 @@
             <w:hyperlink r:id="rId9" w:history="1">
               <w:r>
                 <w:rPr>
-                  <w:rStyle w:val="Hipervnculo"/>
+                  <w:rStyle w:val="Hyperlink"/>
                   <w:rFonts w:ascii="Times New Roman" w:hAnsi="Times New Roman" w:cs="Times New Roman"/>
                   <w:sz w:val="24"/>
                   <w:szCs w:val="24"/>
@@ -641,7 +641,7 @@
             <w:hyperlink r:id="rId10" w:history="1">
               <w:r>
                 <w:rPr>
-                  <w:rStyle w:val="Hipervnculo"/>
+                  <w:rStyle w:val="Hyperlink"/>
                   <w:rFonts w:ascii="Times New Roman" w:hAnsi="Times New Roman" w:cs="Times New Roman"/>
                   <w:sz w:val="24"/>
                   <w:szCs w:val="24"/>
@@ -775,7 +775,7 @@
             <w:hyperlink r:id="rId11" w:history="1">
               <w:r>
                 <w:rPr>
-                  <w:rStyle w:val="Hipervnculo"/>
+                  <w:rStyle w:val="Hyperlink"/>
                   <w:rFonts w:ascii="Times New Roman" w:hAnsi="Times New Roman" w:cs="Times New Roman"/>
                   <w:sz w:val="24"/>
                   <w:szCs w:val="24"/>
@@ -905,7 +905,7 @@
             <w:hyperlink r:id="rId12" w:history="1">
               <w:r>
                 <w:rPr>
-                  <w:rStyle w:val="Hipervnculo"/>
+                  <w:rStyle w:val="Hyperlink"/>
                   <w:rFonts w:ascii="Times New Roman" w:hAnsi="Times New Roman" w:cs="Times New Roman"/>
                   <w:sz w:val="24"/>
                   <w:szCs w:val="24"/>
@@ -1294,6 +1294,290 @@
       <w:pPr>
         <w:pStyle w:val="APAHeading1"/>
         <w:rPr>
+          <w:lang w:val="es-PE"/>
+        </w:rPr>
+      </w:pPr>
+      <w:r>
+        <w:rPr>
+          <w:noProof/>
+        </w:rPr>
+        <w:lastRenderedPageBreak/>
+        <w:drawing>
+          <wp:anchor distT="0" distB="0" distL="114300" distR="114300" simplePos="0" relativeHeight="251661312" behindDoc="1" locked="0" layoutInCell="1" allowOverlap="1" wp14:anchorId="33555344" wp14:editId="754F8C4D">
+            <wp:simplePos x="0" y="0"/>
+            <wp:positionH relativeFrom="margin">
+              <wp:posOffset>272415</wp:posOffset>
+            </wp:positionH>
+            <wp:positionV relativeFrom="paragraph">
+              <wp:posOffset>68580</wp:posOffset>
+            </wp:positionV>
+            <wp:extent cx="5263116" cy="4300220"/>
+            <wp:effectExtent l="0" t="0" r="0" b="5080"/>
+            <wp:wrapTight wrapText="bothSides">
+              <wp:wrapPolygon edited="0">
+                <wp:start x="0" y="0"/>
+                <wp:lineTo x="0" y="21530"/>
+                <wp:lineTo x="21501" y="21530"/>
+                <wp:lineTo x="21501" y="0"/>
+                <wp:lineTo x="0" y="0"/>
+              </wp:wrapPolygon>
+            </wp:wrapTight>
+            <wp:docPr id="830585441" name="Imagen 2"/>
+            <wp:cNvGraphicFramePr>
+              <a:graphicFrameLocks xmlns:a="http://schemas.openxmlformats.org/drawingml/2006/main" noChangeAspect="1"/>
+            </wp:cNvGraphicFramePr>
+            <a:graphic xmlns:a="http://schemas.openxmlformats.org/drawingml/2006/main">
+              <a:graphicData uri="http://schemas.openxmlformats.org/drawingml/2006/picture">
+                <pic:pic xmlns:pic="http://schemas.openxmlformats.org/drawingml/2006/picture">
+                  <pic:nvPicPr>
+                    <pic:cNvPr id="0" name="Picture 1"/>
+                    <pic:cNvPicPr>
+                      <a:picLocks noChangeAspect="1" noChangeArrowheads="1"/>
+                    </pic:cNvPicPr>
+                  </pic:nvPicPr>
+                  <pic:blipFill>
+                    <a:blip r:embed="rId13">
+                      <a:extLst>
+                        <a:ext uri="{28A0092B-C50C-407E-A947-70E740481C1C}">
+                          <a14:useLocalDpi xmlns:a14="http://schemas.microsoft.com/office/drawing/2010/main" val="0"/>
+                        </a:ext>
+                      </a:extLst>
+                    </a:blip>
+                    <a:srcRect/>
+                    <a:stretch>
+                      <a:fillRect/>
+                    </a:stretch>
+                  </pic:blipFill>
+                  <pic:spPr bwMode="auto">
+                    <a:xfrm>
+                      <a:off x="0" y="0"/>
+                      <a:ext cx="5263116" cy="4300220"/>
+                    </a:xfrm>
+                    <a:prstGeom prst="rect">
+                      <a:avLst/>
+                    </a:prstGeom>
+                    <a:noFill/>
+                    <a:ln>
+                      <a:noFill/>
+                    </a:ln>
+                  </pic:spPr>
+                </pic:pic>
+              </a:graphicData>
+            </a:graphic>
+          </wp:anchor>
+        </w:drawing>
+      </w:r>
+      <w:r>
+        <w:rPr>
+          <w:lang w:val="es-PE"/>
+        </w:rPr>
+        <w:br/>
+      </w:r>
+      <w:r>
+        <w:rPr>
+          <w:lang w:val="es-PE"/>
+        </w:rPr>
+        <w:br/>
+      </w:r>
+      <w:r>
+        <w:rPr>
+          <w:lang w:val="es-PE"/>
+        </w:rPr>
+        <w:t>Cuestionario sobre Diseño y Desarrollo Web</w:t>
+      </w:r>
+    </w:p>
+    <w:p>
+      <w:pPr>
+        <w:pStyle w:val="APAHeading2"/>
+        <w:rPr>
+          <w:lang w:val="es-PE"/>
+        </w:rPr>
+      </w:pPr>
+      <w:r>
+        <w:rPr>
+          <w:lang w:val="es-PE"/>
+        </w:rPr>
+        <w:t>¿Qué Es Diseño Responsivo?</w:t>
+      </w:r>
+    </w:p>
+    <w:p>
+      <w:pPr>
+        <w:rPr>
+          <w:lang w:val="es-PE"/>
+        </w:rPr>
+      </w:pPr>
+      <w:r>
+        <w:rPr>
+          <w:lang w:val="es-PE"/>
+        </w:rPr>
+        <w:t xml:space="preserve">El diseño responsivo podemos entenderlo como un instrumento de democratización digital, ya que asegura que cualquier usuario, incluso desde un celular económico con pantalla reducida y limitaciones básicas, acceda al mismo tipo de información y funcionalidad que alguien con un dispositivo de alta gama. En ese sentido, MDN </w:t>
+      </w:r>
+      <w:proofErr w:type="spellStart"/>
+      <w:r>
+        <w:rPr>
+          <w:lang w:val="es-PE"/>
+        </w:rPr>
+        <w:t>contributors</w:t>
+      </w:r>
+      <w:proofErr w:type="spellEnd"/>
+      <w:r>
+        <w:rPr>
+          <w:lang w:val="es-PE"/>
+        </w:rPr>
+        <w:t xml:space="preserve"> (2025) refuerzan esa idea al afirmar que el diseño web responsivo no es una tecnología independiente, sino un enfoque integral de diseño que busca asegurar que las páginas web se rendericen de manera óptima en todos los tamaños de pantalla y resoluciones, garantizando en todo momento una buena usabilidad.</w:t>
+      </w:r>
+    </w:p>
+    <w:p>
+      <w:pPr>
+        <w:rPr>
+          <w:lang w:val="es-PE"/>
+        </w:rPr>
+      </w:pPr>
+    </w:p>
+    <w:p>
+      <w:pPr>
+        <w:pStyle w:val="APAHeading2"/>
+        <w:rPr>
+          <w:lang w:val="es-PE"/>
+        </w:rPr>
+      </w:pPr>
+      <w:r>
+        <w:rPr>
+          <w:lang w:val="es-PE"/>
+        </w:rPr>
+        <w:lastRenderedPageBreak/>
+        <w:t>¿Qué Es Responsabilidad Ética?</w:t>
+      </w:r>
+    </w:p>
+    <w:p>
+      <w:pPr>
+        <w:rPr>
+          <w:lang w:val="es-PE"/>
+        </w:rPr>
+      </w:pPr>
+      <w:r>
+        <w:rPr>
+          <w:lang w:val="es-PE"/>
+        </w:rPr>
+        <w:t>La responsabilidad ética significa reconocer que la inclusión digital no es una característica circunstancial, una simple obligación o algo que pueda obviarse o posponerse a futuro, sino que forma parte de un derecho fundamental que garantiza a toda persona el acceso a la información. En concordancia con esta perspectiva, los profesionales deben abandonar la práctica inaceptable de relegar la creación de interfaces accesibles a una simple tarea secundaria o de última hora, ya que es un imperativo ineludible para la inclusión social y la igualdad de oportunidades (Salazar et al., s.f.).</w:t>
+      </w:r>
+    </w:p>
+    <w:p>
+      <w:pPr>
+        <w:pStyle w:val="APAHeading2"/>
+        <w:rPr>
+          <w:lang w:val="es-PE"/>
+        </w:rPr>
+      </w:pPr>
+      <w:r>
+        <w:rPr>
+          <w:lang w:val="es-PE"/>
+        </w:rPr>
+        <w:t xml:space="preserve">¿A Qué Se Denomina </w:t>
+      </w:r>
+      <w:proofErr w:type="spellStart"/>
+      <w:r>
+        <w:rPr>
+          <w:lang w:val="es-PE"/>
+        </w:rPr>
+        <w:t>Flexbox</w:t>
+      </w:r>
+      <w:proofErr w:type="spellEnd"/>
+      <w:r>
+        <w:rPr>
+          <w:lang w:val="es-PE"/>
+        </w:rPr>
+        <w:t xml:space="preserve"> Y </w:t>
+      </w:r>
+      <w:proofErr w:type="spellStart"/>
+      <w:r>
+        <w:rPr>
+          <w:lang w:val="es-PE"/>
+        </w:rPr>
+        <w:t>Grid</w:t>
+      </w:r>
+      <w:proofErr w:type="spellEnd"/>
+      <w:r>
+        <w:rPr>
+          <w:lang w:val="es-PE"/>
+        </w:rPr>
+        <w:t>?</w:t>
+      </w:r>
+    </w:p>
+    <w:p>
+      <w:pPr>
+        <w:pStyle w:val="APAHeading1"/>
+        <w:rPr>
+          <w:lang w:val="es-PE"/>
+        </w:rPr>
+      </w:pPr>
+      <w:r>
+        <w:rPr>
+          <w:lang w:val="es-PE"/>
+        </w:rPr>
+        <w:t xml:space="preserve">Se les puede considerar herramientas de control dimensional, ya que determinan la geometría del espacio en el navegador. </w:t>
+      </w:r>
+      <w:proofErr w:type="spellStart"/>
+      <w:r>
+        <w:rPr>
+          <w:lang w:val="es-PE"/>
+        </w:rPr>
+        <w:t>Flexbox</w:t>
+      </w:r>
+      <w:proofErr w:type="spellEnd"/>
+      <w:r>
+        <w:rPr>
+          <w:lang w:val="es-PE"/>
+        </w:rPr>
+        <w:t xml:space="preserve"> se caracteriza por controlar una sola dimensión —una fila o una columna— y se centra en el comportamiento del flujo (repartir el espacio sobrante en una barra de navegación), la gestión del desbordamiento (romper la línea de forma inteligente) y el dimensionamiento de los elementos (cuánto pueden encogerse o estirarse en pantalla). </w:t>
+      </w:r>
+      <w:proofErr w:type="spellStart"/>
+      <w:r>
+        <w:rPr>
+          <w:lang w:val="es-PE"/>
+        </w:rPr>
+        <w:t>Grid</w:t>
+      </w:r>
+      <w:proofErr w:type="spellEnd"/>
+      <w:r>
+        <w:rPr>
+          <w:lang w:val="es-PE"/>
+        </w:rPr>
+        <w:t xml:space="preserve">, por su parte, puede controlar filas y columnas simultáneamente y se utiliza para definir la arquitectura de la página (cabeceras, menú lateral, etc.), trazando una malla invisible que ordena el diseño y permite un HTML más limpio. Esta simbiosis es respaldada por Fernández Casado (2023), quien presenta a </w:t>
+      </w:r>
+      <w:proofErr w:type="spellStart"/>
+      <w:r>
+        <w:rPr>
+          <w:lang w:val="es-PE"/>
+        </w:rPr>
+        <w:t>Grid</w:t>
+      </w:r>
+      <w:proofErr w:type="spellEnd"/>
+      <w:r>
+        <w:rPr>
+          <w:lang w:val="es-PE"/>
+        </w:rPr>
+        <w:t xml:space="preserve"> como el sistema definitivo para estructurar diseños bidimensionales complejos sin sobrecargar el código HTML, dejando a </w:t>
+      </w:r>
+      <w:proofErr w:type="spellStart"/>
+      <w:r>
+        <w:rPr>
+          <w:lang w:val="es-PE"/>
+        </w:rPr>
+        <w:t>Flexbox</w:t>
+      </w:r>
+      <w:proofErr w:type="spellEnd"/>
+      <w:r>
+        <w:rPr>
+          <w:lang w:val="es-PE"/>
+        </w:rPr>
+        <w:t xml:space="preserve"> la tarea específica de ajustar dinámicamente el contenido para rellenar los espacios residuales.</w:t>
+      </w:r>
+    </w:p>
+    <w:p>
+      <w:pPr>
+        <w:pStyle w:val="APAHeading1"/>
+        <w:rPr>
           <w:rFonts w:cs="Times New Roman"/>
           <w:b w:val="0"/>
           <w:bCs/>
@@ -1314,6 +1598,7 @@
         <w:rPr>
           <w:rFonts w:cs="Times New Roman"/>
           <w:bCs/>
+          <w:noProof/>
           <w:szCs w:val="24"/>
           <w:lang w:val="es-PE"/>
         </w:rPr>
@@ -1333,7 +1618,7 @@
                     <pic:cNvPicPr/>
                   </pic:nvPicPr>
                   <pic:blipFill>
-                    <a:blip r:embed="rId13"/>
+                    <a:blip r:embed="rId14"/>
                     <a:stretch>
                       <a:fillRect/>
                     </a:stretch>
@@ -1374,6 +1659,7 @@
           <w:rFonts w:ascii="Times New Roman" w:hAnsi="Times New Roman" w:cs="Times New Roman"/>
           <w:b/>
           <w:bCs/>
+          <w:noProof/>
           <w:sz w:val="24"/>
           <w:szCs w:val="24"/>
           <w:lang w:val="es-PE"/>
@@ -1395,7 +1681,7 @@
                     <pic:cNvPicPr/>
                   </pic:nvPicPr>
                   <pic:blipFill>
-                    <a:blip r:embed="rId14"/>
+                    <a:blip r:embed="rId15"/>
                     <a:stretch>
                       <a:fillRect/>
                     </a:stretch>
@@ -1420,6 +1706,7 @@
           <w:rFonts w:ascii="Times New Roman" w:hAnsi="Times New Roman" w:cs="Times New Roman"/>
           <w:b/>
           <w:bCs/>
+          <w:noProof/>
           <w:sz w:val="24"/>
           <w:szCs w:val="24"/>
           <w:lang w:val="es-PE"/>
@@ -1440,7 +1727,7 @@
                     <pic:cNvPicPr/>
                   </pic:nvPicPr>
                   <pic:blipFill>
-                    <a:blip r:embed="rId15"/>
+                    <a:blip r:embed="rId16"/>
                     <a:stretch>
                       <a:fillRect/>
                     </a:stretch>
@@ -1478,6 +1765,7 @@
       </w:pPr>
       <w:r>
         <w:rPr>
+          <w:noProof/>
           <w:lang w:val="es-PE"/>
         </w:rPr>
         <w:lastRenderedPageBreak/>
@@ -1497,7 +1785,7 @@
                     <pic:cNvPicPr/>
                   </pic:nvPicPr>
                   <pic:blipFill>
-                    <a:blip r:embed="rId16"/>
+                    <a:blip r:embed="rId17"/>
                     <a:stretch>
                       <a:fillRect/>
                     </a:stretch>
@@ -1535,6 +1823,7 @@
       </w:pPr>
       <w:r>
         <w:rPr>
+          <w:noProof/>
           <w:lang w:val="es-PE"/>
         </w:rPr>
         <w:drawing>
@@ -1553,7 +1842,7 @@
                     <pic:cNvPicPr/>
                   </pic:nvPicPr>
                   <pic:blipFill>
-                    <a:blip r:embed="rId17"/>
+                    <a:blip r:embed="rId18"/>
                     <a:stretch>
                       <a:fillRect/>
                     </a:stretch>
@@ -1591,6 +1880,7 @@
       </w:pPr>
       <w:r>
         <w:rPr>
+          <w:noProof/>
           <w:lang w:val="es-PE"/>
         </w:rPr>
         <w:lastRenderedPageBreak/>
@@ -1610,7 +1900,7 @@
                     <pic:cNvPicPr/>
                   </pic:nvPicPr>
                   <pic:blipFill>
-                    <a:blip r:embed="rId18"/>
+                    <a:blip r:embed="rId19"/>
                     <a:stretch>
                       <a:fillRect/>
                     </a:stretch>
@@ -1648,6 +1938,7 @@
       </w:pPr>
       <w:r>
         <w:rPr>
+          <w:noProof/>
           <w:lang w:val="es-PE"/>
         </w:rPr>
         <w:drawing>
@@ -1666,7 +1957,7 @@
                     <pic:cNvPicPr/>
                   </pic:nvPicPr>
                   <pic:blipFill>
-                    <a:blip r:embed="rId19"/>
+                    <a:blip r:embed="rId20"/>
                     <a:stretch>
                       <a:fillRect/>
                     </a:stretch>
@@ -1707,6 +1998,7 @@
           <w:rFonts w:ascii="Times New Roman" w:hAnsi="Times New Roman" w:cs="Times New Roman"/>
           <w:b/>
           <w:bCs/>
+          <w:noProof/>
           <w:sz w:val="24"/>
           <w:szCs w:val="24"/>
           <w:lang w:val="es-PE"/>
@@ -1728,7 +2020,7 @@
                     <pic:cNvPicPr/>
                   </pic:nvPicPr>
                   <pic:blipFill>
-                    <a:blip r:embed="rId20"/>
+                    <a:blip r:embed="rId21"/>
                     <a:stretch>
                       <a:fillRect/>
                     </a:stretch>
@@ -1789,6 +2081,7 @@
           <w:rFonts w:ascii="Times New Roman" w:hAnsi="Times New Roman" w:cs="Times New Roman"/>
           <w:b/>
           <w:bCs/>
+          <w:noProof/>
           <w:sz w:val="24"/>
           <w:szCs w:val="24"/>
           <w:lang w:val="es-PE"/>
@@ -1809,7 +2102,7 @@
                     <pic:cNvPicPr/>
                   </pic:nvPicPr>
                   <pic:blipFill>
-                    <a:blip r:embed="rId21"/>
+                    <a:blip r:embed="rId22"/>
                     <a:stretch>
                       <a:fillRect/>
                     </a:stretch>
@@ -1866,6 +2159,7 @@
           <w:rFonts w:ascii="Times New Roman" w:hAnsi="Times New Roman" w:cs="Times New Roman"/>
           <w:b/>
           <w:bCs/>
+          <w:noProof/>
           <w:sz w:val="24"/>
           <w:szCs w:val="24"/>
           <w:lang w:val="es-PE"/>
@@ -1887,7 +2181,7 @@
                     <pic:cNvPicPr/>
                   </pic:nvPicPr>
                   <pic:blipFill>
-                    <a:blip r:embed="rId22"/>
+                    <a:blip r:embed="rId23"/>
                     <a:stretch>
                       <a:fillRect/>
                     </a:stretch>
@@ -1928,6 +2222,7 @@
           <w:rFonts w:ascii="Times New Roman" w:hAnsi="Times New Roman" w:cs="Times New Roman"/>
           <w:b/>
           <w:bCs/>
+          <w:noProof/>
           <w:sz w:val="24"/>
           <w:szCs w:val="24"/>
           <w:lang w:val="es-PE"/>
@@ -1949,7 +2244,7 @@
                     <pic:cNvPicPr/>
                   </pic:nvPicPr>
                   <pic:blipFill>
-                    <a:blip r:embed="rId23"/>
+                    <a:blip r:embed="rId24"/>
                     <a:stretch>
                       <a:fillRect/>
                     </a:stretch>
@@ -1990,6 +2285,7 @@
           <w:rFonts w:ascii="Times New Roman" w:hAnsi="Times New Roman" w:cs="Times New Roman"/>
           <w:b/>
           <w:bCs/>
+          <w:noProof/>
           <w:sz w:val="24"/>
           <w:szCs w:val="24"/>
           <w:lang w:val="es-PE"/>
@@ -2011,7 +2307,7 @@
                     <pic:cNvPicPr/>
                   </pic:nvPicPr>
                   <pic:blipFill>
-                    <a:blip r:embed="rId24"/>
+                    <a:blip r:embed="rId25"/>
                     <a:stretch>
                       <a:fillRect/>
                     </a:stretch>
@@ -2031,13 +2327,7 @@
           </wp:inline>
         </w:drawing>
       </w:r>
-    </w:p>
-    <w:p>
-      <w:pPr>
-        <w:keepNext/>
-        <w:spacing w:before="240" w:after="120"/>
-        <w:ind w:firstLine="0"/>
-        <w:jc w:val="center"/>
+      <w:r>
         <w:rPr>
           <w:rFonts w:ascii="Times New Roman" w:hAnsi="Times New Roman" w:cs="Times New Roman"/>
           <w:b/>
@@ -2046,7 +2336,8 @@
           <w:szCs w:val="24"/>
           <w:lang w:val="es-PE"/>
         </w:rPr>
-      </w:pPr>
+        <w:br/>
+      </w:r>
       <w:r>
         <w:rPr>
           <w:rFonts w:ascii="Times New Roman" w:hAnsi="Times New Roman" w:cs="Times New Roman"/>
@@ -2058,10 +2349,10 @@
         </w:rPr>
         <w:lastRenderedPageBreak/>
         <w:drawing>
-          <wp:inline distT="0" distB="0" distL="0" distR="0" wp14:anchorId="0CEEF792" wp14:editId="0243F78F">
-            <wp:extent cx="5728877" cy="4157330"/>
-            <wp:effectExtent l="0" t="0" r="5715" b="0"/>
-            <wp:docPr id="1151438107" name="Imagen 1"/>
+          <wp:inline distT="0" distB="0" distL="0" distR="0" wp14:anchorId="049ADF03" wp14:editId="1E33C174">
+            <wp:extent cx="5731510" cy="6515100"/>
+            <wp:effectExtent l="0" t="0" r="2540" b="0"/>
+            <wp:docPr id="168542052" name="Picture 1"/>
             <wp:cNvGraphicFramePr>
               <a:graphicFrameLocks xmlns:a="http://schemas.openxmlformats.org/drawingml/2006/main" noChangeAspect="1"/>
             </wp:cNvGraphicFramePr>
@@ -2069,11 +2360,11 @@
               <a:graphicData uri="http://schemas.openxmlformats.org/drawingml/2006/picture">
                 <pic:pic xmlns:pic="http://schemas.openxmlformats.org/drawingml/2006/picture">
                   <pic:nvPicPr>
-                    <pic:cNvPr id="1151438107" name=""/>
+                    <pic:cNvPr id="168542052" name=""/>
                     <pic:cNvPicPr/>
                   </pic:nvPicPr>
                   <pic:blipFill>
-                    <a:blip r:embed="rId25"/>
+                    <a:blip r:embed="rId26"/>
                     <a:stretch>
                       <a:fillRect/>
                     </a:stretch>
@@ -2081,7 +2372,7 @@
                   <pic:spPr>
                     <a:xfrm>
                       <a:off x="0" y="0"/>
-                      <a:ext cx="5749250" cy="4172114"/>
+                      <a:ext cx="5731510" cy="6515100"/>
                     </a:xfrm>
                     <a:prstGeom prst="rect">
                       <a:avLst/>
@@ -2109,15 +2400,24 @@
           <w:lang w:val="es-PE"/>
         </w:rPr>
       </w:pPr>
-      <w:r>
-        <w:rPr>
-          <w:rFonts w:ascii="Times New Roman" w:hAnsi="Times New Roman" w:cs="Times New Roman"/>
-          <w:b/>
+    </w:p>
+    <w:p>
+      <w:pPr>
+        <w:pStyle w:val="APAHeading1"/>
+        <w:rPr>
+          <w:lang w:val="es-PE"/>
+        </w:rPr>
+      </w:pPr>
+      <w:r>
+        <w:rPr>
+          <w:rFonts w:cs="Times New Roman"/>
+          <w:b w:val="0"/>
           <w:bCs/>
-          <w:sz w:val="24"/>
+          <w:noProof/>
           <w:szCs w:val="24"/>
           <w:lang w:val="es-PE"/>
         </w:rPr>
+        <w:lastRenderedPageBreak/>
         <w:drawing>
           <wp:inline distT="0" distB="0" distL="0" distR="0" wp14:anchorId="64FAC090" wp14:editId="2B4BE570">
             <wp:extent cx="5762847" cy="4225925"/>
@@ -2134,7 +2434,7 @@
                     <pic:cNvPicPr/>
                   </pic:nvPicPr>
                   <pic:blipFill>
-                    <a:blip r:embed="rId26"/>
+                    <a:blip r:embed="rId27"/>
                     <a:stretch>
                       <a:fillRect/>
                     </a:stretch>
@@ -2154,9 +2454,225 @@
           </wp:inline>
         </w:drawing>
       </w:r>
+      <w:r>
+        <w:rPr>
+          <w:rFonts w:cs="Times New Roman"/>
+          <w:b w:val="0"/>
+          <w:bCs/>
+          <w:szCs w:val="24"/>
+          <w:lang w:val="es-PE"/>
+        </w:rPr>
+        <w:br/>
+      </w:r>
+      <w:r>
+        <w:rPr>
+          <w:rFonts w:cs="Times New Roman"/>
+          <w:b w:val="0"/>
+          <w:bCs/>
+          <w:szCs w:val="24"/>
+          <w:lang w:val="es-PE"/>
+        </w:rPr>
+        <w:br/>
+      </w:r>
+      <w:r>
+        <w:rPr>
+          <w:lang w:val="es-PE"/>
+        </w:rPr>
+        <w:br/>
+      </w:r>
+      <w:r>
+        <w:rPr>
+          <w:lang w:val="es-PE"/>
+        </w:rPr>
+        <w:br/>
+      </w:r>
+      <w:r>
+        <w:rPr>
+          <w:lang w:val="es-PE"/>
+        </w:rPr>
+        <w:br/>
+      </w:r>
+      <w:r>
+        <w:rPr>
+          <w:lang w:val="es-PE"/>
+        </w:rPr>
+        <w:br/>
+      </w:r>
+      <w:r>
+        <w:rPr>
+          <w:lang w:val="es-PE"/>
+        </w:rPr>
+        <w:br/>
+      </w:r>
+      <w:r>
+        <w:rPr>
+          <w:lang w:val="es-PE"/>
+        </w:rPr>
+        <w:br/>
+      </w:r>
+      <w:r>
+        <w:rPr>
+          <w:lang w:val="es-PE"/>
+        </w:rPr>
+        <w:br/>
+      </w:r>
+      <w:r>
+        <w:rPr>
+          <w:lang w:val="es-PE"/>
+        </w:rPr>
+        <w:br/>
+      </w:r>
+      <w:r>
+        <w:rPr>
+          <w:lang w:val="es-PE"/>
+        </w:rPr>
+        <w:br/>
+      </w:r>
+      <w:r>
+        <w:rPr>
+          <w:lang w:val="es-PE"/>
+        </w:rPr>
+        <w:br/>
+      </w:r>
+      <w:r>
+        <w:rPr>
+          <w:lang w:val="es-PE"/>
+        </w:rPr>
+        <w:br/>
+      </w:r>
+      <w:r>
+        <w:rPr>
+          <w:lang w:val="es-PE"/>
+        </w:rPr>
+        <w:t>Referencias</w:t>
+      </w:r>
+    </w:p>
+    <w:p>
+      <w:pPr>
+        <w:pStyle w:val="APAReference"/>
+        <w:rPr>
+          <w:lang w:val="es-PE"/>
+        </w:rPr>
+      </w:pPr>
+      <w:r>
+        <w:rPr>
+          <w:lang w:val="es-PE"/>
+        </w:rPr>
+        <w:lastRenderedPageBreak/>
+        <w:t xml:space="preserve">Fernández Casado, P. E. (2023). </w:t>
+      </w:r>
+      <w:r>
+        <w:rPr>
+          <w:i/>
+          <w:lang w:val="es-PE"/>
+        </w:rPr>
+        <w:t>Construcción y diseño de páginas web con HTML, CSS y JavaScript</w:t>
+      </w:r>
+      <w:r>
+        <w:rPr>
+          <w:lang w:val="es-PE"/>
+        </w:rPr>
+        <w:t>. RA-MA.</w:t>
+      </w:r>
+    </w:p>
+    <w:p>
+      <w:pPr>
+        <w:pStyle w:val="APAReference"/>
+      </w:pPr>
+      <w:r>
+        <w:rPr>
+          <w:lang w:val="es-PE"/>
+        </w:rPr>
+        <w:t xml:space="preserve">MDN </w:t>
+      </w:r>
+      <w:proofErr w:type="spellStart"/>
+      <w:r>
+        <w:rPr>
+          <w:lang w:val="es-PE"/>
+        </w:rPr>
+        <w:t>contributors</w:t>
+      </w:r>
+      <w:proofErr w:type="spellEnd"/>
+      <w:r>
+        <w:rPr>
+          <w:lang w:val="es-PE"/>
+        </w:rPr>
+        <w:t xml:space="preserve">. (19 de diciembre de 2025). </w:t>
+      </w:r>
+      <w:r>
+        <w:rPr>
+          <w:i/>
+          <w:lang w:val="es-PE"/>
+        </w:rPr>
+        <w:t xml:space="preserve">Responsive web </w:t>
+      </w:r>
+      <w:proofErr w:type="spellStart"/>
+      <w:r>
+        <w:rPr>
+          <w:i/>
+          <w:lang w:val="es-PE"/>
+        </w:rPr>
+        <w:t>design</w:t>
+      </w:r>
+      <w:proofErr w:type="spellEnd"/>
+      <w:r>
+        <w:rPr>
+          <w:lang w:val="es-PE"/>
+        </w:rPr>
+        <w:t xml:space="preserve">. </w:t>
+      </w:r>
+      <w:r>
+        <w:t>Mozilla Developer Network.</w:t>
+      </w:r>
+      <w:r>
+        <w:t xml:space="preserve"> https://developer.mozilla.org/es/docs/Learn/CSS/CSS_layout/Responsive_Design</w:t>
+      </w:r>
+    </w:p>
+    <w:p>
+      <w:pPr>
+        <w:pStyle w:val="APAReference"/>
+      </w:pPr>
+      <w:r>
+        <w:rPr>
+          <w:lang w:val="es-PE"/>
+        </w:rPr>
+        <w:t xml:space="preserve">Salazar, H. A., Torres-Vera, B., y Ramírez, S. O. (s.f.). </w:t>
+      </w:r>
+      <w:r>
+        <w:rPr>
+          <w:i/>
+          <w:lang w:val="es-PE"/>
+        </w:rPr>
+        <w:t>Implementación de técnicas de accesibilidad web: normativas, estrategias y mejores prácticas</w:t>
+      </w:r>
+      <w:r>
+        <w:rPr>
+          <w:lang w:val="es-PE"/>
+        </w:rPr>
+        <w:t xml:space="preserve">. </w:t>
+      </w:r>
+      <w:r>
+        <w:t>Universidad de la Amazonia.</w:t>
+      </w:r>
+    </w:p>
+    <w:p>
+      <w:pPr>
+        <w:keepNext/>
+        <w:spacing w:before="240" w:after="120"/>
+        <w:ind w:firstLine="0"/>
+        <w:jc w:val="center"/>
+        <w:rPr>
+          <w:rFonts w:ascii="Times New Roman" w:hAnsi="Times New Roman" w:cs="Times New Roman"/>
+          <w:b/>
+          <w:bCs/>
+          <w:sz w:val="24"/>
+          <w:szCs w:val="24"/>
+          <w:lang w:val="es-PE"/>
+        </w:rPr>
+      </w:pPr>
     </w:p>
     <w:sectPr>
-      <w:headerReference w:type="default" r:id="rId27"/>
+      <w:headerReference w:type="default" r:id="rId28"/>
       <w:pgSz w:w="11906" w:h="16838"/>
       <w:pgMar w:top="1440" w:right="1440" w:bottom="1440" w:left="1440" w:header="708" w:footer="708" w:gutter="0"/>
       <w:cols w:space="708"/>
@@ -2236,7 +2752,7 @@
     <w:sdtContent>
       <w:p>
         <w:pPr>
-          <w:pStyle w:val="Encabezado"/>
+          <w:pStyle w:val="Header"/>
           <w:jc w:val="right"/>
           <w:rPr>
             <w:rFonts w:ascii="Times New Roman" w:hAnsi="Times New Roman" w:cs="Times New Roman"/>
@@ -2399,7 +2915,7 @@
   </w:sdt>
   <w:p>
     <w:pPr>
-      <w:pStyle w:val="Encabezado"/>
+      <w:pStyle w:val="Header"/>
     </w:pPr>
   </w:p>
 </w:hdr>
@@ -2912,11 +3428,11 @@
       <w14:ligatures w14:val="none"/>
     </w:rPr>
   </w:style>
-  <w:style w:type="paragraph" w:styleId="Ttulo1">
+  <w:style w:type="paragraph" w:styleId="Heading1">
     <w:name w:val="heading 1"/>
     <w:basedOn w:val="Normal"/>
     <w:next w:val="Normal"/>
-    <w:link w:val="Ttulo1Car"/>
+    <w:link w:val="Heading1Char"/>
     <w:uiPriority w:val="9"/>
     <w:qFormat/>
     <w:rsid w:val="00150D96"/>
@@ -2933,11 +3449,11 @@
       <w:szCs w:val="40"/>
     </w:rPr>
   </w:style>
-  <w:style w:type="paragraph" w:styleId="Ttulo2">
+  <w:style w:type="paragraph" w:styleId="Heading2">
     <w:name w:val="heading 2"/>
     <w:basedOn w:val="Normal"/>
     <w:next w:val="Normal"/>
-    <w:link w:val="Ttulo2Car"/>
+    <w:link w:val="Heading2Char"/>
     <w:uiPriority w:val="9"/>
     <w:semiHidden/>
     <w:unhideWhenUsed/>
@@ -2956,11 +3472,11 @@
       <w:szCs w:val="32"/>
     </w:rPr>
   </w:style>
-  <w:style w:type="paragraph" w:styleId="Ttulo3">
+  <w:style w:type="paragraph" w:styleId="Heading3">
     <w:name w:val="heading 3"/>
     <w:basedOn w:val="Normal"/>
     <w:next w:val="Normal"/>
-    <w:link w:val="Ttulo3Car"/>
+    <w:link w:val="Heading3Char"/>
     <w:uiPriority w:val="9"/>
     <w:semiHidden/>
     <w:unhideWhenUsed/>
@@ -2979,11 +3495,11 @@
       <w:szCs w:val="28"/>
     </w:rPr>
   </w:style>
-  <w:style w:type="paragraph" w:styleId="Ttulo4">
+  <w:style w:type="paragraph" w:styleId="Heading4">
     <w:name w:val="heading 4"/>
     <w:basedOn w:val="Normal"/>
     <w:next w:val="Normal"/>
-    <w:link w:val="Ttulo4Car"/>
+    <w:link w:val="Heading4Char"/>
     <w:uiPriority w:val="9"/>
     <w:semiHidden/>
     <w:unhideWhenUsed/>
@@ -3002,11 +3518,11 @@
       <w:color w:val="2F5496" w:themeColor="accent1" w:themeShade="BF"/>
     </w:rPr>
   </w:style>
-  <w:style w:type="paragraph" w:styleId="Ttulo5">
+  <w:style w:type="paragraph" w:styleId="Heading5">
     <w:name w:val="heading 5"/>
     <w:basedOn w:val="Normal"/>
     <w:next w:val="Normal"/>
-    <w:link w:val="Ttulo5Car"/>
+    <w:link w:val="Heading5Char"/>
     <w:uiPriority w:val="9"/>
     <w:semiHidden/>
     <w:unhideWhenUsed/>
@@ -3023,11 +3539,11 @@
       <w:color w:val="2F5496" w:themeColor="accent1" w:themeShade="BF"/>
     </w:rPr>
   </w:style>
-  <w:style w:type="paragraph" w:styleId="Ttulo6">
+  <w:style w:type="paragraph" w:styleId="Heading6">
     <w:name w:val="heading 6"/>
     <w:basedOn w:val="Normal"/>
     <w:next w:val="Normal"/>
-    <w:link w:val="Ttulo6Car"/>
+    <w:link w:val="Heading6Char"/>
     <w:uiPriority w:val="9"/>
     <w:semiHidden/>
     <w:unhideWhenUsed/>
@@ -3046,11 +3562,11 @@
       <w:color w:val="595959" w:themeColor="text1" w:themeTint="A6"/>
     </w:rPr>
   </w:style>
-  <w:style w:type="paragraph" w:styleId="Ttulo7">
+  <w:style w:type="paragraph" w:styleId="Heading7">
     <w:name w:val="heading 7"/>
     <w:basedOn w:val="Normal"/>
     <w:next w:val="Normal"/>
-    <w:link w:val="Ttulo7Car"/>
+    <w:link w:val="Heading7Char"/>
     <w:uiPriority w:val="9"/>
     <w:semiHidden/>
     <w:unhideWhenUsed/>
@@ -3067,11 +3583,11 @@
       <w:color w:val="595959" w:themeColor="text1" w:themeTint="A6"/>
     </w:rPr>
   </w:style>
-  <w:style w:type="paragraph" w:styleId="Ttulo8">
+  <w:style w:type="paragraph" w:styleId="Heading8">
     <w:name w:val="heading 8"/>
     <w:basedOn w:val="Normal"/>
     <w:next w:val="Normal"/>
-    <w:link w:val="Ttulo8Car"/>
+    <w:link w:val="Heading8Char"/>
     <w:uiPriority w:val="9"/>
     <w:semiHidden/>
     <w:unhideWhenUsed/>
@@ -3089,11 +3605,11 @@
       <w:color w:val="272727" w:themeColor="text1" w:themeTint="D8"/>
     </w:rPr>
   </w:style>
-  <w:style w:type="paragraph" w:styleId="Ttulo9">
+  <w:style w:type="paragraph" w:styleId="Heading9">
     <w:name w:val="heading 9"/>
     <w:basedOn w:val="Normal"/>
     <w:next w:val="Normal"/>
-    <w:link w:val="Ttulo9Car"/>
+    <w:link w:val="Heading9Char"/>
     <w:uiPriority w:val="9"/>
     <w:semiHidden/>
     <w:unhideWhenUsed/>
@@ -3109,13 +3625,13 @@
       <w:color w:val="272727" w:themeColor="text1" w:themeTint="D8"/>
     </w:rPr>
   </w:style>
-  <w:style w:type="character" w:default="1" w:styleId="Fuentedeprrafopredeter">
+  <w:style w:type="character" w:default="1" w:styleId="DefaultParagraphFont">
     <w:name w:val="Default Paragraph Font"/>
     <w:uiPriority w:val="1"/>
     <w:semiHidden/>
     <w:unhideWhenUsed/>
   </w:style>
-  <w:style w:type="table" w:default="1" w:styleId="Tablanormal">
+  <w:style w:type="table" w:default="1" w:styleId="TableNormal">
     <w:name w:val="Normal Table"/>
     <w:uiPriority w:val="99"/>
     <w:semiHidden/>
@@ -3130,16 +3646,16 @@
       </w:tblCellMar>
     </w:tblPr>
   </w:style>
-  <w:style w:type="numbering" w:default="1" w:styleId="Sinlista">
+  <w:style w:type="numbering" w:default="1" w:styleId="NoList">
     <w:name w:val="No List"/>
     <w:uiPriority w:val="99"/>
     <w:semiHidden/>
     <w:unhideWhenUsed/>
   </w:style>
-  <w:style w:type="character" w:customStyle="1" w:styleId="Ttulo1Car">
-    <w:name w:val="Título 1 Car"/>
-    <w:basedOn w:val="Fuentedeprrafopredeter"/>
-    <w:link w:val="Ttulo1"/>
+  <w:style w:type="character" w:customStyle="1" w:styleId="Heading1Char">
+    <w:name w:val="Heading 1 Char"/>
+    <w:basedOn w:val="DefaultParagraphFont"/>
+    <w:link w:val="Heading1"/>
     <w:uiPriority w:val="9"/>
     <w:rsid w:val="00150D96"/>
     <w:rPr>
@@ -3149,10 +3665,10 @@
       <w:szCs w:val="40"/>
     </w:rPr>
   </w:style>
-  <w:style w:type="character" w:customStyle="1" w:styleId="Ttulo2Car">
-    <w:name w:val="Título 2 Car"/>
-    <w:basedOn w:val="Fuentedeprrafopredeter"/>
-    <w:link w:val="Ttulo2"/>
+  <w:style w:type="character" w:customStyle="1" w:styleId="Heading2Char">
+    <w:name w:val="Heading 2 Char"/>
+    <w:basedOn w:val="DefaultParagraphFont"/>
+    <w:link w:val="Heading2"/>
     <w:uiPriority w:val="9"/>
     <w:semiHidden/>
     <w:rsid w:val="00150D96"/>
@@ -3163,10 +3679,10 @@
       <w:szCs w:val="32"/>
     </w:rPr>
   </w:style>
-  <w:style w:type="character" w:customStyle="1" w:styleId="Ttulo3Car">
-    <w:name w:val="Título 3 Car"/>
-    <w:basedOn w:val="Fuentedeprrafopredeter"/>
-    <w:link w:val="Ttulo3"/>
+  <w:style w:type="character" w:customStyle="1" w:styleId="Heading3Char">
+    <w:name w:val="Heading 3 Char"/>
+    <w:basedOn w:val="DefaultParagraphFont"/>
+    <w:link w:val="Heading3"/>
     <w:uiPriority w:val="9"/>
     <w:semiHidden/>
     <w:rsid w:val="00150D96"/>
@@ -3177,10 +3693,10 @@
       <w:szCs w:val="28"/>
     </w:rPr>
   </w:style>
-  <w:style w:type="character" w:customStyle="1" w:styleId="Ttulo4Car">
-    <w:name w:val="Título 4 Car"/>
-    <w:basedOn w:val="Fuentedeprrafopredeter"/>
-    <w:link w:val="Ttulo4"/>
+  <w:style w:type="character" w:customStyle="1" w:styleId="Heading4Char">
+    <w:name w:val="Heading 4 Char"/>
+    <w:basedOn w:val="DefaultParagraphFont"/>
+    <w:link w:val="Heading4"/>
     <w:uiPriority w:val="9"/>
     <w:semiHidden/>
     <w:rsid w:val="00150D96"/>
@@ -3191,10 +3707,10 @@
       <w:color w:val="2F5496" w:themeColor="accent1" w:themeShade="BF"/>
     </w:rPr>
   </w:style>
-  <w:style w:type="character" w:customStyle="1" w:styleId="Ttulo5Car">
-    <w:name w:val="Título 5 Car"/>
-    <w:basedOn w:val="Fuentedeprrafopredeter"/>
-    <w:link w:val="Ttulo5"/>
+  <w:style w:type="character" w:customStyle="1" w:styleId="Heading5Char">
+    <w:name w:val="Heading 5 Char"/>
+    <w:basedOn w:val="DefaultParagraphFont"/>
+    <w:link w:val="Heading5"/>
     <w:uiPriority w:val="9"/>
     <w:semiHidden/>
     <w:rsid w:val="00150D96"/>
@@ -3203,10 +3719,10 @@
       <w:color w:val="2F5496" w:themeColor="accent1" w:themeShade="BF"/>
     </w:rPr>
   </w:style>
-  <w:style w:type="character" w:customStyle="1" w:styleId="Ttulo6Car">
-    <w:name w:val="Título 6 Car"/>
-    <w:basedOn w:val="Fuentedeprrafopredeter"/>
-    <w:link w:val="Ttulo6"/>
+  <w:style w:type="character" w:customStyle="1" w:styleId="Heading6Char">
+    <w:name w:val="Heading 6 Char"/>
+    <w:basedOn w:val="DefaultParagraphFont"/>
+    <w:link w:val="Heading6"/>
     <w:uiPriority w:val="9"/>
     <w:semiHidden/>
     <w:rsid w:val="00150D96"/>
@@ -3217,10 +3733,10 @@
       <w:color w:val="595959" w:themeColor="text1" w:themeTint="A6"/>
     </w:rPr>
   </w:style>
-  <w:style w:type="character" w:customStyle="1" w:styleId="Ttulo7Car">
-    <w:name w:val="Título 7 Car"/>
-    <w:basedOn w:val="Fuentedeprrafopredeter"/>
-    <w:link w:val="Ttulo7"/>
+  <w:style w:type="character" w:customStyle="1" w:styleId="Heading7Char">
+    <w:name w:val="Heading 7 Char"/>
+    <w:basedOn w:val="DefaultParagraphFont"/>
+    <w:link w:val="Heading7"/>
     <w:uiPriority w:val="9"/>
     <w:semiHidden/>
     <w:rsid w:val="00150D96"/>
@@ -3229,10 +3745,10 @@
       <w:color w:val="595959" w:themeColor="text1" w:themeTint="A6"/>
     </w:rPr>
   </w:style>
-  <w:style w:type="character" w:customStyle="1" w:styleId="Ttulo8Car">
-    <w:name w:val="Título 8 Car"/>
-    <w:basedOn w:val="Fuentedeprrafopredeter"/>
-    <w:link w:val="Ttulo8"/>
+  <w:style w:type="character" w:customStyle="1" w:styleId="Heading8Char">
+    <w:name w:val="Heading 8 Char"/>
+    <w:basedOn w:val="DefaultParagraphFont"/>
+    <w:link w:val="Heading8"/>
     <w:uiPriority w:val="9"/>
     <w:semiHidden/>
     <w:rsid w:val="00150D96"/>
@@ -3243,10 +3759,10 @@
       <w:color w:val="272727" w:themeColor="text1" w:themeTint="D8"/>
     </w:rPr>
   </w:style>
-  <w:style w:type="character" w:customStyle="1" w:styleId="Ttulo9Car">
-    <w:name w:val="Título 9 Car"/>
-    <w:basedOn w:val="Fuentedeprrafopredeter"/>
-    <w:link w:val="Ttulo9"/>
+  <w:style w:type="character" w:customStyle="1" w:styleId="Heading9Char">
+    <w:name w:val="Heading 9 Char"/>
+    <w:basedOn w:val="DefaultParagraphFont"/>
+    <w:link w:val="Heading9"/>
     <w:uiPriority w:val="9"/>
     <w:semiHidden/>
     <w:rsid w:val="00150D96"/>
@@ -3255,11 +3771,11 @@
       <w:color w:val="272727" w:themeColor="text1" w:themeTint="D8"/>
     </w:rPr>
   </w:style>
-  <w:style w:type="paragraph" w:styleId="Ttulo">
+  <w:style w:type="paragraph" w:styleId="Title">
     <w:name w:val="Title"/>
     <w:basedOn w:val="Normal"/>
     <w:next w:val="Normal"/>
-    <w:link w:val="TtuloCar"/>
+    <w:link w:val="TitleChar"/>
     <w:uiPriority w:val="10"/>
     <w:qFormat/>
     <w:rsid w:val="00150D96"/>
@@ -3275,10 +3791,10 @@
       <w:szCs w:val="56"/>
     </w:rPr>
   </w:style>
-  <w:style w:type="character" w:customStyle="1" w:styleId="TtuloCar">
-    <w:name w:val="Título Car"/>
-    <w:basedOn w:val="Fuentedeprrafopredeter"/>
-    <w:link w:val="Ttulo"/>
+  <w:style w:type="character" w:customStyle="1" w:styleId="TitleChar">
+    <w:name w:val="Title Char"/>
+    <w:basedOn w:val="DefaultParagraphFont"/>
+    <w:link w:val="Title"/>
     <w:uiPriority w:val="10"/>
     <w:rsid w:val="00150D96"/>
     <w:rPr>
@@ -3289,11 +3805,11 @@
       <w:szCs w:val="56"/>
     </w:rPr>
   </w:style>
-  <w:style w:type="paragraph" w:styleId="Subttulo">
+  <w:style w:type="paragraph" w:styleId="Subtitle">
     <w:name w:val="Subtitle"/>
     <w:basedOn w:val="Normal"/>
     <w:next w:val="Normal"/>
-    <w:link w:val="SubttuloCar"/>
+    <w:link w:val="SubtitleChar"/>
     <w:uiPriority w:val="11"/>
     <w:qFormat/>
     <w:rsid w:val="00150D96"/>
@@ -3311,10 +3827,10 @@
       <w:szCs w:val="28"/>
     </w:rPr>
   </w:style>
-  <w:style w:type="character" w:customStyle="1" w:styleId="SubttuloCar">
-    <w:name w:val="Subtítulo Car"/>
-    <w:basedOn w:val="Fuentedeprrafopredeter"/>
-    <w:link w:val="Subttulo"/>
+  <w:style w:type="character" w:customStyle="1" w:styleId="SubtitleChar">
+    <w:name w:val="Subtitle Char"/>
+    <w:basedOn w:val="DefaultParagraphFont"/>
+    <w:link w:val="Subtitle"/>
     <w:uiPriority w:val="11"/>
     <w:rsid w:val="00150D96"/>
     <w:rPr>
@@ -3325,11 +3841,11 @@
       <w:szCs w:val="28"/>
     </w:rPr>
   </w:style>
-  <w:style w:type="paragraph" w:styleId="Cita">
+  <w:style w:type="paragraph" w:styleId="Quote">
     <w:name w:val="Quote"/>
     <w:basedOn w:val="Normal"/>
     <w:next w:val="Normal"/>
-    <w:link w:val="CitaCar"/>
+    <w:link w:val="QuoteChar"/>
     <w:uiPriority w:val="29"/>
     <w:qFormat/>
     <w:rsid w:val="00150D96"/>
@@ -3343,10 +3859,10 @@
       <w:color w:val="404040" w:themeColor="text1" w:themeTint="BF"/>
     </w:rPr>
   </w:style>
-  <w:style w:type="character" w:customStyle="1" w:styleId="CitaCar">
-    <w:name w:val="Cita Car"/>
-    <w:basedOn w:val="Fuentedeprrafopredeter"/>
-    <w:link w:val="Cita"/>
+  <w:style w:type="character" w:customStyle="1" w:styleId="QuoteChar">
+    <w:name w:val="Quote Char"/>
+    <w:basedOn w:val="DefaultParagraphFont"/>
+    <w:link w:val="Quote"/>
     <w:uiPriority w:val="29"/>
     <w:rsid w:val="00150D96"/>
     <w:rPr>
@@ -3355,7 +3871,7 @@
       <w:color w:val="404040" w:themeColor="text1" w:themeTint="BF"/>
     </w:rPr>
   </w:style>
-  <w:style w:type="paragraph" w:styleId="Prrafodelista">
+  <w:style w:type="paragraph" w:styleId="ListParagraph">
     <w:name w:val="List Paragraph"/>
     <w:basedOn w:val="Normal"/>
     <w:uiPriority w:val="34"/>
@@ -3366,9 +3882,9 @@
       <w:contextualSpacing/>
     </w:pPr>
   </w:style>
-  <w:style w:type="character" w:styleId="nfasisintenso">
+  <w:style w:type="character" w:styleId="IntenseEmphasis">
     <w:name w:val="Intense Emphasis"/>
-    <w:basedOn w:val="Fuentedeprrafopredeter"/>
+    <w:basedOn w:val="DefaultParagraphFont"/>
     <w:uiPriority w:val="21"/>
     <w:qFormat/>
     <w:rsid w:val="00150D96"/>
@@ -3378,11 +3894,11 @@
       <w:color w:val="2F5496" w:themeColor="accent1" w:themeShade="BF"/>
     </w:rPr>
   </w:style>
-  <w:style w:type="paragraph" w:styleId="Citadestacada">
+  <w:style w:type="paragraph" w:styleId="IntenseQuote">
     <w:name w:val="Intense Quote"/>
     <w:basedOn w:val="Normal"/>
     <w:next w:val="Normal"/>
-    <w:link w:val="CitadestacadaCar"/>
+    <w:link w:val="IntenseQuoteChar"/>
     <w:uiPriority w:val="30"/>
     <w:qFormat/>
     <w:rsid w:val="00150D96"/>
@@ -3401,10 +3917,10 @@
       <w:color w:val="2F5496" w:themeColor="accent1" w:themeShade="BF"/>
     </w:rPr>
   </w:style>
-  <w:style w:type="character" w:customStyle="1" w:styleId="CitadestacadaCar">
-    <w:name w:val="Cita destacada Car"/>
-    <w:basedOn w:val="Fuentedeprrafopredeter"/>
-    <w:link w:val="Citadestacada"/>
+  <w:style w:type="character" w:customStyle="1" w:styleId="IntenseQuoteChar">
+    <w:name w:val="Intense Quote Char"/>
+    <w:basedOn w:val="DefaultParagraphFont"/>
+    <w:link w:val="IntenseQuote"/>
     <w:uiPriority w:val="30"/>
     <w:rsid w:val="00150D96"/>
     <w:rPr>
@@ -3413,9 +3929,9 @@
       <w:color w:val="2F5496" w:themeColor="accent1" w:themeShade="BF"/>
     </w:rPr>
   </w:style>
-  <w:style w:type="character" w:styleId="Referenciaintensa">
+  <w:style w:type="character" w:styleId="IntenseReference">
     <w:name w:val="Intense Reference"/>
-    <w:basedOn w:val="Fuentedeprrafopredeter"/>
+    <w:basedOn w:val="DefaultParagraphFont"/>
     <w:uiPriority w:val="32"/>
     <w:qFormat/>
     <w:rsid w:val="00150D96"/>
@@ -3427,9 +3943,9 @@
       <w:spacing w:val="5"/>
     </w:rPr>
   </w:style>
-  <w:style w:type="table" w:styleId="Tablaconcuadrcula">
+  <w:style w:type="table" w:styleId="TableGrid">
     <w:name w:val="Table Grid"/>
-    <w:basedOn w:val="Tablanormal"/>
+    <w:basedOn w:val="TableNormal"/>
     <w:uiPriority w:val="59"/>
     <w:rsid w:val="00150D96"/>
     <w:pPr>
@@ -3452,9 +3968,9 @@
       </w:tblBorders>
     </w:tblPr>
   </w:style>
-  <w:style w:type="character" w:styleId="Hipervnculo">
+  <w:style w:type="character" w:styleId="Hyperlink">
     <w:name w:val="Hyperlink"/>
-    <w:basedOn w:val="Fuentedeprrafopredeter"/>
+    <w:basedOn w:val="DefaultParagraphFont"/>
     <w:uiPriority w:val="99"/>
     <w:unhideWhenUsed/>
     <w:rsid w:val="00150D96"/>
@@ -3463,10 +3979,10 @@
       <w:u w:val="single"/>
     </w:rPr>
   </w:style>
-  <w:style w:type="paragraph" w:styleId="Encabezado">
+  <w:style w:type="paragraph" w:styleId="Header">
     <w:name w:val="header"/>
     <w:basedOn w:val="Normal"/>
-    <w:link w:val="EncabezadoCar"/>
+    <w:link w:val="HeaderChar"/>
     <w:uiPriority w:val="99"/>
     <w:unhideWhenUsed/>
     <w:rsid w:val="00150D96"/>
@@ -3478,10 +3994,10 @@
       <w:spacing w:line="240" w:lineRule="auto"/>
     </w:pPr>
   </w:style>
-  <w:style w:type="character" w:customStyle="1" w:styleId="EncabezadoCar">
-    <w:name w:val="Encabezado Car"/>
-    <w:basedOn w:val="Fuentedeprrafopredeter"/>
-    <w:link w:val="Encabezado"/>
+  <w:style w:type="character" w:customStyle="1" w:styleId="HeaderChar">
+    <w:name w:val="Header Char"/>
+    <w:basedOn w:val="DefaultParagraphFont"/>
+    <w:link w:val="Header"/>
     <w:uiPriority w:val="99"/>
     <w:rsid w:val="00150D96"/>
     <w:rPr>
@@ -3492,10 +4008,10 @@
       <w14:ligatures w14:val="none"/>
     </w:rPr>
   </w:style>
-  <w:style w:type="paragraph" w:styleId="Piedepgina">
+  <w:style w:type="paragraph" w:styleId="Footer">
     <w:name w:val="footer"/>
     <w:basedOn w:val="Normal"/>
-    <w:link w:val="PiedepginaCar"/>
+    <w:link w:val="FooterChar"/>
     <w:uiPriority w:val="99"/>
     <w:unhideWhenUsed/>
     <w:rsid w:val="00150D96"/>
@@ -3507,10 +4023,10 @@
       <w:spacing w:line="240" w:lineRule="auto"/>
     </w:pPr>
   </w:style>
-  <w:style w:type="character" w:customStyle="1" w:styleId="PiedepginaCar">
-    <w:name w:val="Pie de página Car"/>
-    <w:basedOn w:val="Fuentedeprrafopredeter"/>
-    <w:link w:val="Piedepgina"/>
+  <w:style w:type="character" w:customStyle="1" w:styleId="FooterChar">
+    <w:name w:val="Footer Char"/>
+    <w:basedOn w:val="DefaultParagraphFont"/>
+    <w:link w:val="Footer"/>
     <w:uiPriority w:val="99"/>
     <w:rsid w:val="00150D96"/>
     <w:rPr>
@@ -3521,7 +4037,7 @@
       <w14:ligatures w14:val="none"/>
     </w:rPr>
   </w:style>
-  <w:style w:type="paragraph" w:styleId="Descripcin">
+  <w:style w:type="paragraph" w:styleId="Caption">
     <w:name w:val="caption"/>
     <w:basedOn w:val="Normal"/>
     <w:next w:val="Normal"/>
